--- a/downloads/handouts/Unit 04/Handout 04.14 - Model Build Guide and Label Cards.docx
+++ b/downloads/handouts/Unit 04/Handout 04.14 - Model Build Guide and Label Cards.docx
@@ -791,7 +791,7 @@
         <w:pStyle w:val="BodyText"/>
       </w:pPr>
       <w:r>
-        <w:t xml:space="preserve">Word bank: wall (duvar / parede / pared), floor (zemin / piso / piso), door (kapı / porta / puerta), window (pencere / janela / ventana), glue (yapıştır / colar / pegar), cut (kes / cortar / cortar), label (etiket / etiqueta / etiqueta).</w:t>
+        <w:t xml:space="preserve">Word bank: wall (pared), floor (piso), door (puerta), window (ventana), glue (pegar), cut (cortar), label (etiqueta).</w:t>
       </w:r>
     </w:p>
     <w:p>

--- a/downloads/handouts/Unit 04/Handout 04.14 - Model Build Guide and Label Cards.docx
+++ b/downloads/handouts/Unit 04/Handout 04.14 - Model Build Guide and Label Cards.docx
@@ -6,9 +6,9 @@
       <w:pPr>
         <w:pStyle w:val="Heading1"/>
       </w:pPr>
-      <w:bookmarkStart w:id="20" w:name="Xb235286c0e7c88b2cb446ea27dbc6e54270d0f5"/>
-      <w:r>
-        <w:t xml:space="preserve">Handout 04.14: Model Build Guide and Label Cards</w:t>
+      <w:bookmarkStart w:id="20" w:name="Xa9bcee6da6790f37d127bc076ed42eee327f3c8"/>
+      <w:r>
+        <w:t xml:space="preserve">Handout 4.14: Model Build Guide and Label Cards</w:t>
       </w:r>
       <w:bookmarkEnd w:id="20"/>
     </w:p>

--- a/downloads/handouts/Unit 04/Handout 04.14 - Model Build Guide and Label Cards.docx
+++ b/downloads/handouts/Unit 04/Handout 04.14 - Model Build Guide and Label Cards.docx
@@ -57,7 +57,7 @@
         <w:t xml:space="preserve"> </w:t>
       </w:r>
       <w:r>
-        <w:t xml:space="preserve">A shoebox is about 13 inches by 8 inches inside. At 1/2 inch = 1 foot, that is a room 26 feet by 16 feet, so every client room fits at the same scale as your plan. If you use a bigger box or a foam board base, you may use 1 inch = 1 foot. Whichever you use,</w:t>
+        <w:t xml:space="preserve">A shoebox is about 13 inches by 8 inches inside. At 1/2 inch = 1 foot, that is a room 26 feet by 16 feet. So every client room fits at the same scale as your plan. If you use a bigger box or a foam board base, you may use 1 inch = 1 foot. Whichever you use,</w:t>
       </w:r>
       <w:r>
         <w:t xml:space="preserve"> </w:t>
@@ -91,7 +91,7 @@
         <w:t xml:space="preserve"> </w:t>
       </w:r>
       <w:r>
-        <w:t xml:space="preserve">Measure the room’s length and width from your plan (count the squares, convert to feet, convert to model inches). Draw the room’s outline on the floor of the box with a pencil and ruler. If the room is smaller than the box, the extra floor is outside the room; draw the walls in with card later or just mark the line. Tiny house: the box is 4 inches by 12 inches at 1/2 inch = 1 foot (8 by 24 feet); mark it.</w:t>
+        <w:t xml:space="preserve">Find the room’s length and width on your plan. Count the squares. Change squares to feet. Change feet to model inches. Draw the room’s outline on the floor of the box with a pencil and ruler. If the room is smaller than the box, the extra floor is outside the room. Add card walls later, or just mark the line. Tiny house: at 1/2 inch = 1 foot, the floor is 4 inches by 12 inches (8 by 24 feet). Mark it.</w:t>
       </w:r>
     </w:p>
     <w:p>
@@ -141,7 +141,7 @@
         <w:t xml:space="preserve"> </w:t>
       </w:r>
       <w:r>
-        <w:t xml:space="preserve">The closet: cut a card strip the closet’s depth, fold a tab at the bottom, glue it in. The tiny house bathroom: two card walls, 3 by 5 feet at scale, with a gap for the door. The tiny house loft: a card shelf glued across the end of the box 4 feet (2 inches at 1/2 inch = 1 foot) below the rim. Wall height: rooms are 8 feet, which is 4 inches at 1/2 inch = 1 foot; most shoeboxes are 4 to 5 inches deep, so the box wall is the room wall.</w:t>
+        <w:t xml:space="preserve">The closet: cut a card strip as deep as the closet. Fold a tab at the bottom. Glue it in. The tiny house bathroom: two card walls, 3 by 5 feet at scale, with a gap for the door. The tiny house loft: a card shelf glued across the end of the box, 4 feet below the rim (2 inches at 1/2 inch = 1 foot). Wall height: rooms are 8 feet. That is 4 inches at 1/2 inch = 1 foot. Most shoeboxes are 4 to 5 inches deep, so the box wall is the room wall.</w:t>
       </w:r>
     </w:p>
     <w:p>
@@ -223,7 +223,24 @@
         <w:t xml:space="preserve"> </w:t>
       </w:r>
       <w:r>
-        <w:t xml:space="preserve">Pull your Lesson 4.8 color card. Cover the walls with the main color (paper, a paint chip, marker, or fabric). The accent color goes on the focal point: the headboard, a rug, a chair, one wall. Name the scheme (monochromatic, analogous, complementary) on the label later. Do the walls before the furniture goes in; you cannot paint behind a bed.</w:t>
+        <w:t xml:space="preserve">Pull your Lesson 4.8 color card. Cover the walls with the main color (paper, a paint chip, marker, or fabric). The accent color goes on the focal point: the headboard, a rug, a chair, or one wall. Later, name the scheme (monochromatic, analogous, complementary) on the label. Do the walls before the furniture goes in. You cannot paint behind a bed.</w:t>
+      </w:r>
+    </w:p>
+    <w:p>
+      <w:pPr>
+        <w:pStyle w:val="BodyText"/>
+      </w:pPr>
+      <w:r>
+        <w:rPr>
+          <w:b/>
+        </w:rPr>
+        <w:t xml:space="preserve">Texture, too.</w:t>
+      </w:r>
+      <w:r>
+        <w:t xml:space="preserve"> </w:t>
+      </w:r>
+      <w:r>
+        <w:t xml:space="preserve">Pull your Lesson 4.9 mood board. Put one texture from it on the model: a fabric scrap on the bed, a rough paper on one wall, or a cork square for a rug. Rubric 04 looks for one texture.</w:t>
       </w:r>
     </w:p>
     <w:p>
@@ -1226,7 +1243,7 @@
         <w:pStyle w:val="FirstParagraph"/>
       </w:pPr>
       <w:r>
-        <w:t xml:space="preserve">A digital 3-D room in any free room-planner app the school allows, printed or shown on a screen at the gallery walk, is also accepted. It needs the same labels, the same scale note, and the client card.</w:t>
+        <w:t xml:space="preserve">You may also build a digital 3-D room in any free room-planner app the school allows. Print it, or show it on a screen at the gallery walk. It needs the same labels, the same scale note, and the client card.</w:t>
       </w:r>
     </w:p>
     <w:p>
